--- a/modules/court-doc-generator/templates/5.推荐信.docx
+++ b/modules/court-doc-generator/templates/5.推荐信.docx
@@ -127,7 +127,7 @@
           <w:sz w:val="28"/>
           <w:szCs w:val="28"/>
         </w:rPr>
-        <w:t>区人民法院：</w:t>
+        <w:t>人民法院：</w:t>
       </w:r>
     </w:p>
     <w:p>
@@ -183,65 +183,70 @@
           <w:sz w:val="28"/>
           <w:szCs w:val="28"/>
         </w:rPr>
-        <w:t>兹推荐本公司员工 张洋</w:t>
-      </w:r>
-    </w:p>
-    <w:p>
-      <w:pPr>
-        <w:keepNext w:val="0"/>
-        <w:keepLines w:val="0"/>
-        <w:pageBreakBefore w:val="0"/>
-        <w:widowControl w:val="0"/>
-        <w:kinsoku/>
-        <w:wordWrap/>
-        <w:overflowPunct/>
-        <w:topLinePunct w:val="0"/>
-        <w:autoSpaceDE/>
-        <w:autoSpaceDN/>
-        <w:bidi w:val="0"/>
-        <w:adjustRightInd/>
-        <w:snapToGrid/>
-        <w:spacing w:after="156" w:afterLines="50" w:line="360" w:lineRule="auto"/>
-        <w:textAlignment w:val="auto"/>
-        <w:rPr>
-          <w:rFonts w:hint="eastAsia" w:ascii="仿宋" w:hAnsi="仿宋" w:eastAsia="仿宋" w:cs="仿宋"/>
-          <w:sz w:val="28"/>
-          <w:szCs w:val="28"/>
-        </w:rPr>
-      </w:pPr>
-      <w:r>
-        <w:rPr>
-          <w:rFonts w:hint="eastAsia" w:ascii="仿宋" w:hAnsi="仿宋" w:eastAsia="仿宋" w:cs="仿宋"/>
-          <w:sz w:val="28"/>
-          <w:szCs w:val="28"/>
-        </w:rPr>
-        <w:t>性别：女，身份证号：230230198609092143，职务：法务</w:t>
-      </w:r>
-    </w:p>
-    <w:p>
-      <w:pPr>
-        <w:keepNext w:val="0"/>
-        <w:keepLines w:val="0"/>
-        <w:pageBreakBefore w:val="0"/>
-        <w:widowControl w:val="0"/>
-        <w:kinsoku/>
-        <w:wordWrap/>
-        <w:overflowPunct/>
-        <w:topLinePunct w:val="0"/>
-        <w:autoSpaceDE/>
-        <w:autoSpaceDN/>
-        <w:bidi w:val="0"/>
-        <w:adjustRightInd/>
-        <w:snapToGrid/>
-        <w:spacing w:after="156" w:afterLines="50" w:line="360" w:lineRule="auto"/>
-        <w:ind w:firstLine="560" w:firstLineChars="200"/>
-        <w:textAlignment w:val="auto"/>
-        <w:rPr>
-          <w:rFonts w:hint="eastAsia" w:ascii="仿宋" w:hAnsi="仿宋" w:eastAsia="仿宋" w:cs="仿宋"/>
-          <w:sz w:val="28"/>
-          <w:szCs w:val="28"/>
-        </w:rPr>
-      </w:pPr>
+        <w:t>兹推荐本公司员工</w:t>
+      </w:r>
+      <w:bookmarkStart w:id="0" w:name="_GoBack"/>
+      <w:bookmarkEnd w:id="0"/>
+      <w:r>
+        <w:rPr>
+          <w:rFonts w:hint="eastAsia" w:ascii="仿宋" w:hAnsi="仿宋" w:eastAsia="仿宋" w:cs="仿宋"/>
+          <w:sz w:val="28"/>
+          <w:szCs w:val="28"/>
+          <w:lang w:eastAsia="zh-CN"/>
+        </w:rPr>
+        <w:t>【】</w:t>
+      </w:r>
+      <w:r>
+        <w:rPr>
+          <w:rFonts w:hint="eastAsia" w:ascii="仿宋" w:hAnsi="仿宋" w:eastAsia="仿宋" w:cs="仿宋"/>
+          <w:sz w:val="28"/>
+          <w:szCs w:val="28"/>
+        </w:rPr>
+        <w:t>性别：</w:t>
+      </w:r>
+      <w:r>
+        <w:rPr>
+          <w:rFonts w:hint="eastAsia" w:ascii="仿宋" w:hAnsi="仿宋" w:eastAsia="仿宋" w:cs="仿宋"/>
+          <w:sz w:val="28"/>
+          <w:szCs w:val="28"/>
+          <w:lang w:eastAsia="zh-CN"/>
+        </w:rPr>
+        <w:t>【】</w:t>
+      </w:r>
+      <w:r>
+        <w:rPr>
+          <w:rFonts w:hint="eastAsia" w:ascii="仿宋" w:hAnsi="仿宋" w:eastAsia="仿宋" w:cs="仿宋"/>
+          <w:sz w:val="28"/>
+          <w:szCs w:val="28"/>
+        </w:rPr>
+        <w:t>，身份证号：</w:t>
+      </w:r>
+      <w:r>
+        <w:rPr>
+          <w:rFonts w:hint="eastAsia" w:ascii="仿宋" w:hAnsi="仿宋" w:eastAsia="仿宋" w:cs="仿宋"/>
+          <w:sz w:val="28"/>
+          <w:szCs w:val="28"/>
+          <w:lang w:eastAsia="zh-CN"/>
+        </w:rPr>
+        <w:t>【】</w:t>
+      </w:r>
+      <w:r>
+        <w:rPr>
+          <w:rFonts w:hint="eastAsia" w:ascii="仿宋" w:hAnsi="仿宋" w:eastAsia="仿宋" w:cs="仿宋"/>
+          <w:sz w:val="28"/>
+          <w:szCs w:val="28"/>
+        </w:rPr>
+        <w:t>，职务：</w:t>
+      </w:r>
+      <w:r>
+        <w:rPr>
+          <w:rFonts w:hint="eastAsia" w:ascii="仿宋" w:hAnsi="仿宋" w:eastAsia="仿宋" w:cs="仿宋"/>
+          <w:sz w:val="28"/>
+          <w:szCs w:val="28"/>
+          <w:lang w:eastAsia="zh-CN"/>
+        </w:rPr>
+        <w:t>【】</w:t>
+      </w:r>
       <w:r>
         <w:rPr>
           <w:rFonts w:hint="eastAsia" w:ascii="仿宋" w:hAnsi="仿宋" w:eastAsia="仿宋" w:cs="仿宋"/>
@@ -441,8 +446,6 @@
         </w:rPr>
         <w:t>【】</w:t>
       </w:r>
-      <w:bookmarkStart w:id="0" w:name="_GoBack"/>
-      <w:bookmarkEnd w:id="0"/>
       <w:r>
         <w:rPr>
           <w:rFonts w:hint="eastAsia" w:ascii="仿宋" w:hAnsi="仿宋" w:eastAsia="仿宋" w:cs="仿宋"/>
@@ -1761,7 +1764,7 @@
 </file>
 
 <file path=customXml/item1.xml><?xml version="1.0" encoding="utf-8"?>
-<b:Sources xmlns:b="http://schemas.openxmlformats.org/officeDocument/2006/bibliography" xmlns="http://schemas.openxmlformats.org/officeDocument/2006/bibliography" Version="6" StyleName="APA" SelectedStyle="\APASixthEditionOfficeOnline.xsl"/>
+<b:Sources xmlns:b="http://schemas.openxmlformats.org/officeDocument/2006/bibliography" xmlns="http://schemas.openxmlformats.org/officeDocument/2006/bibliography" SelectedStyle="\APASixthEditionOfficeOnline.xsl" Version="6" StyleName="APA"/>
 </file>
 
 <file path=customXml/itemProps1.xml><?xml version="1.0" encoding="utf-8"?>

--- a/modules/court-doc-generator/templates/5.推荐信.docx
+++ b/modules/court-doc-generator/templates/5.推荐信.docx
@@ -237,6 +237,24 @@
           <w:szCs w:val="28"/>
         </w:rPr>
         <w:t>，职务：</w:t>
+      </w:r>
+      <w:r>
+        <w:rPr>
+          <w:rFonts w:hint="eastAsia" w:ascii="仿宋" w:hAnsi="仿宋" w:eastAsia="仿宋" w:cs="仿宋"/>
+          <w:sz w:val="28"/>
+          <w:szCs w:val="28"/>
+          <w:lang w:eastAsia="zh-CN"/>
+        </w:rPr>
+        <w:t>【】</w:t>
+      </w:r>
+      <w:r>
+        <w:rPr>
+          <w:rFonts w:hint="eastAsia" w:ascii="仿宋" w:hAnsi="仿宋" w:eastAsia="仿宋" w:cs="仿宋"/>
+          <w:sz w:val="28"/>
+          <w:szCs w:val="28"/>
+          <w:lang w:eastAsia="zh-CN"/>
+        </w:rPr>
+        <w:t>电话：</w:t>
       </w:r>
       <w:r>
         <w:rPr>

--- a/modules/court-doc-generator/templates/5.推荐信.docx
+++ b/modules/court-doc-generator/templates/5.推荐信.docx
@@ -114,20 +114,15 @@
       </w:pPr>
       <w:r>
         <w:rPr>
-          <w:rFonts w:hint="eastAsia" w:ascii="仿宋" w:hAnsi="仿宋" w:eastAsia="仿宋" w:cs="仿宋"/>
-          <w:sz w:val="28"/>
-          <w:szCs w:val="28"/>
-          <w:lang w:val="en-US" w:eastAsia="zh-CN"/>
+          <w:b w:val="0"/>
         </w:rPr>
         <w:t>【】</w:t>
       </w:r>
       <w:r>
         <w:rPr>
-          <w:rFonts w:hint="eastAsia" w:ascii="仿宋" w:hAnsi="仿宋" w:eastAsia="仿宋" w:cs="仿宋"/>
-          <w:sz w:val="28"/>
-          <w:szCs w:val="28"/>
-        </w:rPr>
-        <w:t>人民法院：</w:t>
+          <w:b w:val="0"/>
+        </w:rPr>
+        <w:t>：</w:t>
       </w:r>
     </w:p>
     <w:p>
@@ -387,14 +382,7 @@
           <w:szCs w:val="28"/>
         </w:rPr>
       </w:pPr>
-      <w:r>
-        <w:rPr>
-          <w:rFonts w:hint="eastAsia" w:ascii="仿宋" w:hAnsi="仿宋" w:eastAsia="仿宋" w:cs="仿宋"/>
-          <w:sz w:val="28"/>
-          <w:szCs w:val="28"/>
-        </w:rPr>
-        <w:t>北京雷石天地电子技术股份有限公司</w:t>
-      </w:r>
+      <w:r/>
     </w:p>
     <w:p>
       <w:pPr>
@@ -497,6 +485,12 @@
           <w:szCs w:val="28"/>
         </w:rPr>
       </w:pPr>
+      <w:r>
+        <w:rPr>
+          <w:sz w:val="24"/>
+        </w:rPr>
+        <w:t>【】</w:t>
+      </w:r>
     </w:p>
     <w:p>
       <w:pPr>
